--- a/Manga/Pupa/2-Documentation (size)/1-Info/Sources - Info.docx
+++ b/Manga/Pupa/2-Documentation (size)/1-Info/Sources - Info.docx
@@ -93,25 +93,7 @@
           <w:sz w:val="18"/>
           <w:szCs w:val="18"/>
         </w:rPr>
-        <w:t xml:space="preserve">[pupa_fandom_com_wiki_Manga.pdf -&gt; Pupa Manga </w:t>
-      </w:r>
-      <w:proofErr w:type="gramStart"/>
-      <w:r>
-        <w:rPr>
-          <w:bCs/>
-          <w:sz w:val="18"/>
-          <w:szCs w:val="18"/>
-        </w:rPr>
-        <w:t>Overview.pdf][</w:t>
-      </w:r>
-      <w:proofErr w:type="gramEnd"/>
-      <w:r>
-        <w:rPr>
-          <w:bCs/>
-          <w:sz w:val="18"/>
-          <w:szCs w:val="18"/>
-        </w:rPr>
-        <w:t>Pupa Manga Overview]</w:t>
+        <w:t>[pupa_fandom_com_wiki_Manga.pdf -&gt; Pupa Manga Overview.pdf][Pupa Manga Overview]</w:t>
       </w:r>
     </w:p>
     <w:p>
@@ -706,6 +688,14 @@
         </w:rPr>
         <w:t xml:space="preserve"> </w:t>
       </w:r>
+      <w:r>
+        <w:rPr>
+          <w:bCs/>
+          <w:sz w:val="18"/>
+          <w:szCs w:val="18"/>
+        </w:rPr>
+        <w:t xml:space="preserve">Data Path: Content Storage Folder -&gt; </w:t>
+      </w:r>
       <w:proofErr w:type="spellStart"/>
       <w:r>
         <w:rPr>
@@ -713,7 +703,7 @@
           <w:sz w:val="18"/>
           <w:szCs w:val="18"/>
         </w:rPr>
-        <w:t>StorageType</w:t>
+        <w:t>ContentStorage</w:t>
       </w:r>
       <w:proofErr w:type="spellEnd"/>
       <w:r>
@@ -722,7 +712,7 @@
           <w:sz w:val="18"/>
           <w:szCs w:val="18"/>
         </w:rPr>
-        <w:t xml:space="preserve">: Cloud -&gt; Platform: GitHub -&gt; Account: </w:t>
+        <w:t xml:space="preserve"> Database -&gt; Folders Table -&gt; ID Column: 16, </w:t>
       </w:r>
       <w:proofErr w:type="spellStart"/>
       <w:r>
@@ -731,7 +721,7 @@
           <w:sz w:val="18"/>
           <w:szCs w:val="18"/>
         </w:rPr>
-        <w:t>animekingdomelbaf</w:t>
+        <w:t>FolderOrFileName</w:t>
       </w:r>
       <w:proofErr w:type="spellEnd"/>
       <w:r>
@@ -740,36 +730,8 @@
           <w:sz w:val="18"/>
           <w:szCs w:val="18"/>
         </w:rPr>
-        <w:t xml:space="preserve"> -&gt; Repository: </w:t>
-      </w:r>
-      <w:proofErr w:type="spellStart"/>
-      <w:r>
-        <w:rPr>
-          <w:bCs/>
-          <w:sz w:val="18"/>
-          <w:szCs w:val="18"/>
-        </w:rPr>
-        <w:t>kingdomheartsManga</w:t>
-      </w:r>
-      <w:proofErr w:type="spellEnd"/>
-      <w:r>
-        <w:rPr>
-          <w:bCs/>
-          <w:sz w:val="18"/>
-          <w:szCs w:val="18"/>
-        </w:rPr>
-        <w:t xml:space="preserve"> -&gt; File: Manga/Pupa</w:t>
-      </w:r>
-      <w:proofErr w:type="gramStart"/>
-      <w:r>
-        <w:rPr>
-          <w:bCs/>
-          <w:sz w:val="18"/>
-          <w:szCs w:val="18"/>
-        </w:rPr>
-        <w:t>/..</w:t>
-      </w:r>
-      <w:proofErr w:type="gramEnd"/>
+        <w:t xml:space="preserve"> Column: Pupa</w:t>
+      </w:r>
     </w:p>
     <w:p>
       <w:pPr>
